--- a/arb/docx/41.content.docx
+++ b/arb/docx/41.content.docx
@@ -147,13 +147,6 @@
         <w:rPr>
           <w:lang w:val="ar_AE" w:bidi="ar_AE"/>
         </w:rPr>
-      </w:r>
-      <w:r>
-        <w:rPr>
-          <w:i/>
-          <w:lang w:val="ar_AE" w:bidi="ar_AE"/>
-        </w:rPr>
-        <w:t>مرقس 1: 2–3, مرقس 1: 4, مرقس 1: 5, مرقس 1: 6, مرقس 1: 8, مرقس 1: 10, مرقس 1: 11, مرقس 1: 12, مرقس 1: 13, مرقس 1: 15, مرقس 1: 16, مرقس 1: 17, مرقس 1: 19, مرقس 1: 22, مرقس 1: 24, مرقس 1: 28, مرقس 1: 30, مرقس 1: 32–34, مرقس 1: 35, مرقس 1: 38–39, مرقس 1: 40–41, مرقس 1: 44, مرقس 2: 4, مرقس 2: 5, مرقس 2: 6–7, مرقس 2: 10–12, مرقس 2: 13–14, مرقس 2: 15–16, مرقس 2: 17, مرقس 2: 18, مرقس 2: 19, مرقس 2: 23–24, مرقس 2: 25–26, مرقس 2: 27, مرقس 2: 28, مرقس 3: 1–2, مرقس 3: 4, مرقس 3: 4 (#2), مرقس 3: 5, مرقس 3: 6, مرقس 3: 7–8, مرقس 3: 11, مرقس 3: 14–15, مرقس 3: 19, مرقس 3: 21, مرقس 3: 22, مرقس 3: 23–24, مرقس 3: 28–29, مرقس 3: 33–35, مرقس 4: 1, مرقس 4: 4, مرقس 4: 6, مرقس 4: 7, مرقس 4: 8, مرقس 4: 11, مرقس 4: 14, مرقس 4: 15, مرقس 4: 16–17, مرقس 4: 18–19, مرقس 4: 20, مرقس 4: 22, مرقس 4: 26–27, مرقس 4: 30–32, مرقس 4: 35–37, مرقس 4: 38, مرقس 4: 38 (#2), مرقس 4: 39, مرقس 4: 41, مرقس 5: 1–2, مرقس 5: 4, مرقس 5: 7, مرقس 5: 8, مرقس 5: 9, مرقس 5: 13, مرقس 5: 15, مرقس 5: 17, مرقس 5: 19, مرقس 5: 22–23, مرقس 5: 25, مرقس 5: 28, مرقس 5: 30, مرقس 5: 32, مرقس 5: 34, مرقس 5: 35, مرقس 5: 36, مرقس 5: 37, مرقس 5: 40, مرقس 5: 42, مرقس 6: 2, مرقس 6: 4, مرقس 6: 6, مرقس 6: 7, مرقس 6: 8–9, مرقس 6: 11, مرقس 6: 14–15, مرقس 6: 18, مرقس 6: 20, مرقس 6: 23, مرقس 6: 25, مرقس 6: 26, مرقس 6: 33, مرقس 6: 34, مرقس 6: 37, مرقس 6: 38, مرقس 6: 41, مرقس 6: 43, مرقس 6: 44, مرقس 6: 48, مرقس 6: 50, مرقس 6: 52, مرقس 6: 55, مرقس 6: 56, مرقس 7: 2, مرقس 7: 3–4, مرقس 7: 8–9, مرقس 7: 11–13, مرقس 7: 15, مرقس 7: 15 (#2), مرقس 7: 18–19, مرقس 7: 19, مرقس 7: 20–23, مرقس 7: 21–22, مرقس 7: 25–26, مرقس 7: 28, مرقس 7: 29–30, مرقس 7: 33–34, مرقس 7: 36, مرقس 8: 1–2, مرقس 8: 5, مرقس 8: 6, مرقس 8: 8, مرقس 8: 9, مرقس 8: 11, مرقس 8: 15, مرقس 8: 16, مرقس 8: 19, مرقس 8: 23, مرقس 8: 25, مرقس 8: 28, مرقس 8: 29, مرقس 8: 31, مرقس 8: 33, مرقس 8: 34, مرقس 8: 36, مرقس 8: 38, مرقس 9: 1, مرقس 9: 2–3, مرقس 9: 4, مرقس 9: 7, مرقس 9: 9, مرقس 9: 11–13, مرقس 9: 17–18, مرقس 9: 22, مرقس 9: 23–24, مرقس 9: 28–29, مرقس 9: 31, مرقس 9: 33–34, مرقس 9: 35, مرقس 9: 36–37, مرقس 9: 42, مرقس 9 :47, مرقس 9: 48, مرقس 10: 2, مرقس 10: 4, مرقس 10: 5, مرقس 10: 6, مرقس 10: 7–8, مرقس 10: 9, مرقس 10: 13–14, مرقس 10: 15, مرقس 10: 19, مرقس 10: 21, مرقس 10: 22, مرقس 10: 23–25, مرقس 10: 26–27, مرقس 10: 29–30, مرقس 10: 32, مرقس 10: 33–34, مرقس 10: 35–37, مرقس 10: 39, مرقس 10: 40, مرقس 10: 42, مرقس 10: 43–44, مرقس 10: 48, مرقس 10: 52, مرقس 11: 2, مرقس 11: 5–6, مرقس 11: 8, مرقس 11: 10, مرقس 11: 11, مرقس 11: 14, مرقس 11: 15–16, مرقس 11: 17, مرقس 11: 17 (#2), مرقس 11: 18, مرقس 11: 20, مرقس 11: 24, مرقس 11: 25, مرقس 11: 27–28, مرقس 11: 29–30, مرقس 11: 31, مرقس 11: 32, مرقس 12: 1, مرقس 12: 5, مرقس 12: 6, مرقس 12: 8, مرقس 12: 9, مرقس 12: 10, مرقس 12: 14, مرقس 12: 17, مرقس 12: 18, مرقس 12: 22, مرقس 12: 23, مرقس 12: 24, مرقس 12: 25, مرقس 12: 26–27, مرقس 12: 29–30, مرقس 12: 31, مرقس 12: 35–37, مرقس 12: 38–40, مرقس 12: 44, مرقس 13: 2, مرقس 13: 4, مرقس 13: 5–6, مرقس 13: 7–8, مرقس 13: 9, مرقس 13: 10, مرقس 13: 12, مرقس 13: 13, مرقس 13: 14, مرقس 13: 20, مرقس 13: 22, مرقس 13: 24–25, مرقس 13: 26, مرقس 13: 27, مرقس 13: 30, مرقس 13: 31, مرقس 13: 32, مرقس 13: 33, مرقس 13: 35, مرقس 13: 37, مرقس 14: 1, مرقس 14: 2, مرقس 14: 3, مرقس 14: 5, مرقس 14: 8, مرقس 14: 9, مرقس 14: 10, مرقس 14: 12–15, مرقس 14: 18, مرقس 14: 20, مرقس 14: 21, مرقس 14: 22, مرقس 14: 24, مرقس 14: 25, مرقس 14: 27, مرقس 14: 30, مرقس 14: 32–34, مرقس 14: 35, مرقس 14: 36, مرقس 14: 37, مرقس 14: 40, مرقس 14: 41, مرقس 14: 44–45, مرقس 14: 48–49, مرقس 14: 50, مرقس 14: 51–52, مرقس 14: 53–54, مرقس 14: 55–56, مرقس 14: 61, مرقس 14: 62, مرقس 14: 64, مرقس 14: 65, مرقس 14: 66–68, مرقس 14: 71, مرقس 14: 72, مرقس 14: 72 (#2), مرقس 15: 1, مرقس 15: 5, مرقس 15: 6, مرقس 15: 10, مرقس 15: 11, مرقس 15: 12–13, مرقس 15: 17, مرقس 15: 21, مرقس 15: 22, مرقس 15: 24, مرقس 15: 26, مرقس 15: 29–30, مرقس 15: 31–32, مرقس 15: 32, مرقس 15: 33, مرقس 15: 34, مرقس 15: 37, مرقس 15: 38, مرقس 15: 39, مرقس 15: 42, مرقس 15: 43–46, مرقس 16: 1–2, مرقس 16: 4, مرقس 16: 5, مرقس 16: 6, مرقس 16: 7, مرقس 16: 9, مرقس 16: 11, مرقس 16: 13, مرقس 16: 14, مرقس 16: 15, مرقس 16: 16, مرقس 16: 16 (#2), مرقس 16: 17–18, مرقس 16: 19, مرقس 16: 20, مرقس 16: 20 (#2)</w:t>
       </w:r>
       <w:r>
         <w:rPr>

--- a/arb/docx/41.content.docx
+++ b/arb/docx/41.content.docx
@@ -132,21 +132,6 @@
           <w:lang w:val="ar_AE" w:bidi="ar_AE"/>
         </w:rPr>
         <w:t>MRK</w:t>
-      </w:r>
-      <w:r>
-        <w:rPr>
-          <w:lang w:val="ar_AE" w:bidi="ar_AE"/>
-        </w:rPr>
-      </w:r>
-    </w:p>
-    <w:p>
-      <w:pPr>
-        <w:bidi/>
-      </w:pPr>
-      <w:r>
-        <w:rPr>
-          <w:lang w:val="ar_AE" w:bidi="ar_AE"/>
-        </w:rPr>
       </w:r>
       <w:r>
         <w:rPr>

--- a/arb/docx/41.content.docx
+++ b/arb/docx/41.content.docx
@@ -22,7 +22,7 @@
         <w:rPr>
           <w:lang w:val="ar_AE" w:bidi="ar_AE"/>
         </w:rPr>
-        <w:t>Resource: أسئلة الترجمة (unfoldingWord)</w:t>
+        <w:t>Resource: unfoldingWord® Translation Questions</w:t>
       </w:r>
       <w:r>
         <w:rPr>
@@ -91,7 +91,7 @@
         <w:rPr>
           <w:lang w:val="ar_AE" w:bidi="ar_AE"/>
         </w:rPr>
-        <w:t>أسئلة الترجمة (unfoldingWord)</w:t>
+        <w:t>unfoldingWord® Translation Questions</w:t>
       </w:r>
     </w:p>
     <w:p>
